--- a/Proyecto Integrador nivel 2.docx
+++ b/Proyecto Integrador nivel 2.docx
@@ -820,6 +820,41 @@
       <w:pPr>
         <w:pStyle w:val="Prrafodelista"/>
         <w:numPr>
+          <w:ilvl w:val="0"/>
+          <w:numId w:val="17"/>
+        </w:numPr>
+        <w:tabs>
+          <w:tab w:val="clear" w:pos="720"/>
+          <w:tab w:val="num" w:pos="0"/>
+        </w:tabs>
+        <w:ind w:left="0"/>
+        <w:jc w:val="both"/>
+        <w:rPr>
+          <w:sz w:val="24"/>
+          <w:szCs w:val="24"/>
+        </w:rPr>
+      </w:pPr>
+      <w:r>
+        <w:rPr>
+          <w:b/>
+          <w:bCs/>
+          <w:sz w:val="24"/>
+          <w:szCs w:val="24"/>
+        </w:rPr>
+        <w:t>Script de Población (DML - INSERT):</w:t>
+      </w:r>
+      <w:r>
+        <w:rPr>
+          <w:sz w:val="24"/>
+          <w:szCs w:val="24"/>
+        </w:rPr>
+        <w:t xml:space="preserve"> Código para poblar las tablas con datos de prueba realistas.</w:t>
+      </w:r>
+    </w:p>
+    <w:p>
+      <w:pPr>
+        <w:pStyle w:val="Prrafodelista"/>
+        <w:numPr>
           <w:ilvl w:val="1"/>
           <w:numId w:val="17"/>
         </w:numPr>
@@ -841,14 +876,30 @@
           <w:sz w:val="24"/>
           <w:szCs w:val="24"/>
         </w:rPr>
-        <w:t>En el script se debe evidenciar el uso de ALTER TABLE Y UPDATE.</w:t>
-      </w:r>
-      <w:r>
-        <w:rPr>
-          <w:sz w:val="24"/>
-          <w:szCs w:val="24"/>
-        </w:rPr>
-        <w:t xml:space="preserve"> </w:t>
+        <w:t>Requisito:</w:t>
+      </w:r>
+      <w:r>
+        <w:rPr>
+          <w:sz w:val="24"/>
+          <w:szCs w:val="24"/>
+        </w:rPr>
+        <w:t xml:space="preserve"> Mínimo 10 registros coherentes por tabla. No se aceptarán datos basura (ej. "Nombre: </w:t>
+      </w:r>
+      <w:proofErr w:type="spellStart"/>
+      <w:r>
+        <w:rPr>
+          <w:sz w:val="24"/>
+          <w:szCs w:val="24"/>
+        </w:rPr>
+        <w:t>asdfg</w:t>
+      </w:r>
+      <w:proofErr w:type="spellEnd"/>
+      <w:r>
+        <w:rPr>
+          <w:sz w:val="24"/>
+          <w:szCs w:val="24"/>
+        </w:rPr>
+        <w:t>"), ya que imposibilitan probar consultas reales.</w:t>
       </w:r>
     </w:p>
     <w:p>
@@ -876,14 +927,14 @@
           <w:sz w:val="24"/>
           <w:szCs w:val="24"/>
         </w:rPr>
-        <w:t>Script de Población (DML - INSERT):</w:t>
-      </w:r>
-      <w:r>
-        <w:rPr>
-          <w:sz w:val="24"/>
-          <w:szCs w:val="24"/>
-        </w:rPr>
-        <w:t xml:space="preserve"> Código para poblar las tablas con datos de prueba realistas.</w:t>
+        <w:t>Consultas de Negocio (DML - SELECT):</w:t>
+      </w:r>
+      <w:r>
+        <w:rPr>
+          <w:sz w:val="24"/>
+          <w:szCs w:val="24"/>
+        </w:rPr>
+        <w:t xml:space="preserve"> Para demostrar que la base de datos es útil, el script debe incluir al menos 5 consultas analíticas formuladas como comentarios y seguidas de su código SQL. Estas consultas deben resolver preguntas de su caso de estudio utilizando obligatoriamente:</w:t>
       </w:r>
     </w:p>
     <w:p>
@@ -906,70 +957,10 @@
       </w:pPr>
       <w:r>
         <w:rPr>
-          <w:i/>
-          <w:iCs/>
-          <w:sz w:val="24"/>
-          <w:szCs w:val="24"/>
-        </w:rPr>
-        <w:t>Requisito:</w:t>
-      </w:r>
-      <w:r>
-        <w:rPr>
-          <w:sz w:val="24"/>
-          <w:szCs w:val="24"/>
-        </w:rPr>
-        <w:t xml:space="preserve"> Mínimo 10 registros coherentes por tabla. No se aceptarán datos basura (ej. "Nombre: </w:t>
-      </w:r>
-      <w:proofErr w:type="spellStart"/>
-      <w:r>
-        <w:rPr>
-          <w:sz w:val="24"/>
-          <w:szCs w:val="24"/>
-        </w:rPr>
-        <w:t>asdfg</w:t>
-      </w:r>
-      <w:proofErr w:type="spellEnd"/>
-      <w:r>
-        <w:rPr>
-          <w:sz w:val="24"/>
-          <w:szCs w:val="24"/>
-        </w:rPr>
-        <w:t>"), ya que imposibilitan probar consultas reales.</w:t>
-      </w:r>
-    </w:p>
-    <w:p>
-      <w:pPr>
-        <w:pStyle w:val="Prrafodelista"/>
-        <w:numPr>
-          <w:ilvl w:val="0"/>
-          <w:numId w:val="17"/>
-        </w:numPr>
-        <w:tabs>
-          <w:tab w:val="clear" w:pos="720"/>
-          <w:tab w:val="num" w:pos="0"/>
-        </w:tabs>
-        <w:ind w:left="0"/>
-        <w:jc w:val="both"/>
-        <w:rPr>
-          <w:sz w:val="24"/>
-          <w:szCs w:val="24"/>
-        </w:rPr>
-      </w:pPr>
-      <w:r>
-        <w:rPr>
-          <w:b/>
-          <w:bCs/>
-          <w:sz w:val="24"/>
-          <w:szCs w:val="24"/>
-        </w:rPr>
-        <w:t>Consultas de Negocio (DML - SELECT):</w:t>
-      </w:r>
-      <w:r>
-        <w:rPr>
-          <w:sz w:val="24"/>
-          <w:szCs w:val="24"/>
-        </w:rPr>
-        <w:t xml:space="preserve"> Para demostrar que la base de datos es útil, el script debe incluir al menos 5 consultas analíticas formuladas como comentarios y seguidas de su código SQL. Estas consultas deben resolver preguntas de su caso de estudio utilizando obligatoriamente:</w:t>
+          <w:sz w:val="24"/>
+          <w:szCs w:val="24"/>
+        </w:rPr>
+        <w:t>Funciones de agregado (SUM, AVG, COUNT) junto con GROUP BY y HAVING.</w:t>
       </w:r>
     </w:p>
     <w:p>
@@ -995,7 +986,23 @@
           <w:sz w:val="24"/>
           <w:szCs w:val="24"/>
         </w:rPr>
-        <w:t>Funciones de agregado (SUM, AVG, COUNT) junto con GROUP BY y HAVING.</w:t>
+        <w:t xml:space="preserve">Cruces de información usando INNER JOIN o LEFT/RIGHT JOIN (ej. </w:t>
+      </w:r>
+      <w:r>
+        <w:rPr>
+          <w:i/>
+          <w:iCs/>
+          <w:sz w:val="24"/>
+          <w:szCs w:val="24"/>
+        </w:rPr>
+        <w:t>Mostrar el nombre del cliente y el total de sus compras</w:t>
+      </w:r>
+      <w:r>
+        <w:rPr>
+          <w:sz w:val="24"/>
+          <w:szCs w:val="24"/>
+        </w:rPr>
+        <w:t>).</w:t>
       </w:r>
     </w:p>
     <w:p>
@@ -1021,48 +1028,6 @@
           <w:sz w:val="24"/>
           <w:szCs w:val="24"/>
         </w:rPr>
-        <w:t xml:space="preserve">Cruces de información usando INNER JOIN o LEFT/RIGHT JOIN (ej. </w:t>
-      </w:r>
-      <w:r>
-        <w:rPr>
-          <w:i/>
-          <w:iCs/>
-          <w:sz w:val="24"/>
-          <w:szCs w:val="24"/>
-        </w:rPr>
-        <w:t>Mostrar el nombre del cliente y el total de sus compras</w:t>
-      </w:r>
-      <w:r>
-        <w:rPr>
-          <w:sz w:val="24"/>
-          <w:szCs w:val="24"/>
-        </w:rPr>
-        <w:t>).</w:t>
-      </w:r>
-    </w:p>
-    <w:p>
-      <w:pPr>
-        <w:pStyle w:val="Prrafodelista"/>
-        <w:numPr>
-          <w:ilvl w:val="1"/>
-          <w:numId w:val="17"/>
-        </w:numPr>
-        <w:tabs>
-          <w:tab w:val="clear" w:pos="1440"/>
-          <w:tab w:val="num" w:pos="720"/>
-        </w:tabs>
-        <w:ind w:left="720"/>
-        <w:jc w:val="both"/>
-        <w:rPr>
-          <w:sz w:val="24"/>
-          <w:szCs w:val="24"/>
-        </w:rPr>
-      </w:pPr>
-      <w:r>
-        <w:rPr>
-          <w:sz w:val="24"/>
-          <w:szCs w:val="24"/>
-        </w:rPr>
         <w:t>Uso de la cláusula WHERE y manipulación de fechas.</w:t>
       </w:r>
     </w:p>
@@ -1259,7 +1224,6 @@
           <w:sz w:val="24"/>
           <w:szCs w:val="24"/>
         </w:rPr>
-        <w:lastRenderedPageBreak/>
         <w:t>Script SQL Final Completo:</w:t>
       </w:r>
       <w:r>
@@ -1311,6 +1275,7 @@
           <w:sz w:val="24"/>
           <w:szCs w:val="24"/>
         </w:rPr>
+        <w:lastRenderedPageBreak/>
         <w:t>Ejemplo esperado:</w:t>
       </w:r>
       <w:r>
@@ -1320,6 +1285,51 @@
         </w:rPr>
         <w:t xml:space="preserve"> Un procedimiento que reciba parámetros de entrada (ej. un ID de usuario y un rango de fechas) y devuelva un reporte calculado, o un procedimiento que automatice una inserción compleja.</w:t>
       </w:r>
+    </w:p>
+    <w:p>
+      <w:pPr>
+        <w:pStyle w:val="Prrafodelista"/>
+        <w:numPr>
+          <w:ilvl w:val="1"/>
+          <w:numId w:val="18"/>
+        </w:numPr>
+        <w:tabs>
+          <w:tab w:val="clear" w:pos="1440"/>
+          <w:tab w:val="num" w:pos="720"/>
+        </w:tabs>
+        <w:ind w:left="720"/>
+        <w:jc w:val="both"/>
+        <w:rPr>
+          <w:sz w:val="24"/>
+          <w:szCs w:val="24"/>
+        </w:rPr>
+      </w:pPr>
+      <w:r>
+        <w:rPr>
+          <w:i/>
+          <w:iCs/>
+          <w:sz w:val="24"/>
+          <w:szCs w:val="24"/>
+        </w:rPr>
+        <w:t>En el script se debe evidenciar el uso de ALTER TABLE Y UPDATE.</w:t>
+      </w:r>
+      <w:r>
+        <w:rPr>
+          <w:sz w:val="24"/>
+          <w:szCs w:val="24"/>
+        </w:rPr>
+        <w:t xml:space="preserve"> </w:t>
+      </w:r>
+    </w:p>
+    <w:p>
+      <w:pPr>
+        <w:pStyle w:val="Prrafodelista"/>
+        <w:jc w:val="both"/>
+        <w:rPr>
+          <w:sz w:val="24"/>
+          <w:szCs w:val="24"/>
+        </w:rPr>
+      </w:pPr>
     </w:p>
     <w:p>
       <w:pPr>

--- a/Proyecto Integrador nivel 2.docx
+++ b/Proyecto Integrador nivel 2.docx
@@ -1224,6 +1224,7 @@
           <w:sz w:val="24"/>
           <w:szCs w:val="24"/>
         </w:rPr>
+        <w:lastRenderedPageBreak/>
         <w:t>Script SQL Final Completo:</w:t>
       </w:r>
       <w:r>
@@ -1240,7 +1241,34 @@
           <w:sz w:val="24"/>
           <w:szCs w:val="24"/>
         </w:rPr>
-        <w:t>dos (2) Procedimientos Almacenados</w:t>
+        <w:t>dos (</w:t>
+      </w:r>
+      <w:r>
+        <w:rPr>
+          <w:b/>
+          <w:bCs/>
+          <w:sz w:val="24"/>
+          <w:szCs w:val="24"/>
+        </w:rPr>
+        <w:t>1</w:t>
+      </w:r>
+      <w:r>
+        <w:rPr>
+          <w:b/>
+          <w:bCs/>
+          <w:sz w:val="24"/>
+          <w:szCs w:val="24"/>
+        </w:rPr>
+        <w:t>) Procedimiento Almacenado</w:t>
+      </w:r>
+      <w:r>
+        <w:rPr>
+          <w:b/>
+          <w:bCs/>
+          <w:sz w:val="24"/>
+          <w:szCs w:val="24"/>
+        </w:rPr>
+        <w:t xml:space="preserve"> por integrante con parámetro de entrada y salida</w:t>
       </w:r>
       <w:r>
         <w:rPr>
@@ -1275,7 +1303,6 @@
           <w:sz w:val="24"/>
           <w:szCs w:val="24"/>
         </w:rPr>
-        <w:lastRenderedPageBreak/>
         <w:t>Ejemplo esperado:</w:t>
       </w:r>
       <w:r>
@@ -1356,75 +1383,6 @@
           <w:sz w:val="24"/>
           <w:szCs w:val="24"/>
         </w:rPr>
-        <w:t>Análisis Visual (Power BI):</w:t>
-      </w:r>
-      <w:r>
-        <w:rPr>
-          <w:sz w:val="24"/>
-          <w:szCs w:val="24"/>
-        </w:rPr>
-        <w:t xml:space="preserve"> Un archivo .</w:t>
-      </w:r>
-      <w:proofErr w:type="spellStart"/>
-      <w:r>
-        <w:rPr>
-          <w:sz w:val="24"/>
-          <w:szCs w:val="24"/>
-        </w:rPr>
-        <w:t>pbix</w:t>
-      </w:r>
-      <w:proofErr w:type="spellEnd"/>
-      <w:r>
-        <w:rPr>
-          <w:sz w:val="24"/>
-          <w:szCs w:val="24"/>
-        </w:rPr>
-        <w:t xml:space="preserve"> (o un documento con capturas de pantalla detalladas si hay restricciones de software) donde conecten su base de datos a Power BI y diseñen un </w:t>
-      </w:r>
-      <w:proofErr w:type="spellStart"/>
-      <w:r>
-        <w:rPr>
-          <w:i/>
-          <w:iCs/>
-          <w:sz w:val="24"/>
-          <w:szCs w:val="24"/>
-        </w:rPr>
-        <w:t>Dashboard</w:t>
-      </w:r>
-      <w:proofErr w:type="spellEnd"/>
-      <w:r>
-        <w:rPr>
-          <w:sz w:val="24"/>
-          <w:szCs w:val="24"/>
-        </w:rPr>
-        <w:t xml:space="preserve"> básico con al menos 3 gráficas que aporten valor a la toma de decisiones del proyecto.</w:t>
-      </w:r>
-    </w:p>
-    <w:p>
-      <w:pPr>
-        <w:pStyle w:val="Prrafodelista"/>
-        <w:numPr>
-          <w:ilvl w:val="0"/>
-          <w:numId w:val="18"/>
-        </w:numPr>
-        <w:tabs>
-          <w:tab w:val="clear" w:pos="720"/>
-          <w:tab w:val="num" w:pos="0"/>
-        </w:tabs>
-        <w:ind w:left="0"/>
-        <w:jc w:val="both"/>
-        <w:rPr>
-          <w:sz w:val="24"/>
-          <w:szCs w:val="24"/>
-        </w:rPr>
-      </w:pPr>
-      <w:r>
-        <w:rPr>
-          <w:b/>
-          <w:bCs/>
-          <w:sz w:val="24"/>
-          <w:szCs w:val="24"/>
-        </w:rPr>
         <w:t>Documento de Integración (Archivo README.md):</w:t>
       </w:r>
       <w:r>
@@ -1432,23 +1390,21 @@
           <w:sz w:val="24"/>
           <w:szCs w:val="24"/>
         </w:rPr>
-        <w:t xml:space="preserve"> Dado que estamos en el Nivel 1 (</w:t>
-      </w:r>
-      <w:proofErr w:type="gramStart"/>
-      <w:r>
-        <w:rPr>
-          <w:sz w:val="24"/>
-          <w:szCs w:val="24"/>
-        </w:rPr>
-        <w:t>relacionado</w:t>
-      </w:r>
-      <w:proofErr w:type="gramEnd"/>
-      <w:r>
-        <w:rPr>
-          <w:sz w:val="24"/>
-          <w:szCs w:val="24"/>
-        </w:rPr>
-        <w:t xml:space="preserve"> pero no conectado técnicamente), este documento explicará conceptualmente cómo convive esta base de datos con los otros dos submódulos.</w:t>
+        <w:t xml:space="preserve"> Dado que estamos en el Nivel </w:t>
+      </w:r>
+      <w:r>
+        <w:rPr>
+          <w:sz w:val="24"/>
+          <w:szCs w:val="24"/>
+        </w:rPr>
+        <w:t>2</w:t>
+      </w:r>
+      <w:r>
+        <w:rPr>
+          <w:sz w:val="24"/>
+          <w:szCs w:val="24"/>
+        </w:rPr>
+        <w:t>, este documento explicará conceptualmente cómo convive esta base de datos con los otros dos submódulos.</w:t>
       </w:r>
     </w:p>
     <w:p>
